--- a/Database Table Signatures.docx
+++ b/Database Table Signatures.docx
@@ -18,7 +18,7 @@
       <w:pPr>
         <w:numPr>
           <w:ilvl w:val="0"/>
-          <w:numId w:val="1"/>
+          <w:numId w:val="2"/>
         </w:numPr>
         <w:ind w:left="720" w:hanging="360"/>
         <w:rPr>
@@ -160,6 +160,137 @@
         <w:rPr>
           <w:rtl w:val="0"/>
         </w:rPr>
+      </w:r>
+    </w:p>
+    <w:p>
+      <w:pPr>
+        <w:numPr>
+          <w:ilvl w:val="0"/>
+          <w:numId w:val="2"/>
+        </w:numPr>
+        <w:ind w:left="720" w:hanging="360"/>
+        <w:rPr>
+          <w:u w:val="none"/>
+        </w:rPr>
+      </w:pPr>
+      <w:r>
+        <w:rPr>
+          <w:rtl w:val="0"/>
+        </w:rPr>
+        <w:t xml:space="preserve">items table: </w:t>
+      </w:r>
+    </w:p>
+    <w:p>
+      <w:pPr>
+        <w:ind w:left="425.19685039370086" w:firstLine="0"/>
+        <w:rPr/>
+      </w:pPr>
+      <w:r>
+        <w:rPr>
+          <w:rtl w:val="0"/>
+        </w:rPr>
+        <w:t xml:space="preserve">- item_id (unique key)</w:t>
+      </w:r>
+    </w:p>
+    <w:p>
+      <w:pPr>
+        <w:ind w:left="425.19685039370086" w:firstLine="0"/>
+        <w:rPr/>
+      </w:pPr>
+      <w:r>
+        <w:rPr>
+          <w:rtl w:val="0"/>
+        </w:rPr>
+        <w:t xml:space="preserve">- order_id (foreign key)</w:t>
+      </w:r>
+    </w:p>
+    <w:p>
+      <w:pPr>
+        <w:ind w:left="425.19685039370086" w:firstLine="0"/>
+        <w:rPr/>
+      </w:pPr>
+      <w:r>
+        <w:rPr>
+          <w:rtl w:val="0"/>
+        </w:rPr>
+        <w:t xml:space="preserve">- product_id</w:t>
+      </w:r>
+    </w:p>
+    <w:p>
+      <w:pPr>
+        <w:ind w:left="425.19685039370086" w:firstLine="0"/>
+        <w:rPr/>
+      </w:pPr>
+      <w:r>
+        <w:rPr>
+          <w:rtl w:val="0"/>
+        </w:rPr>
+        <w:t xml:space="preserve">- product_name</w:t>
+      </w:r>
+    </w:p>
+    <w:p>
+      <w:pPr>
+        <w:ind w:left="425.19685039370086" w:firstLine="0"/>
+        <w:rPr/>
+      </w:pPr>
+      <w:r>
+        <w:rPr>
+          <w:rtl w:val="0"/>
+        </w:rPr>
+        <w:t xml:space="preserve">- quantity</w:t>
+      </w:r>
+    </w:p>
+    <w:p>
+      <w:pPr>
+        <w:ind w:left="425.19685039370086" w:firstLine="0"/>
+        <w:rPr/>
+      </w:pPr>
+      <w:r>
+        <w:rPr>
+          <w:rtl w:val="0"/>
+        </w:rPr>
+        <w:t xml:space="preserve">- unit_price</w:t>
+      </w:r>
+    </w:p>
+    <w:p>
+      <w:pPr>
+        <w:ind w:left="425.19685039370086" w:firstLine="0"/>
+        <w:rPr/>
+      </w:pPr>
+      <w:r>
+        <w:rPr>
+          <w:rtl w:val="0"/>
+        </w:rPr>
+        <w:t xml:space="preserve">- status</w:t>
+      </w:r>
+    </w:p>
+    <w:p>
+      <w:pPr>
+        <w:ind w:left="425.19685039370086" w:firstLine="0"/>
+        <w:rPr/>
+      </w:pPr>
+      <w:r>
+        <w:rPr>
+          <w:rtl w:val="0"/>
+        </w:rPr>
+      </w:r>
+    </w:p>
+    <w:p>
+      <w:pPr>
+        <w:numPr>
+          <w:ilvl w:val="0"/>
+          <w:numId w:val="2"/>
+        </w:numPr>
+        <w:ind w:left="720" w:hanging="360"/>
+        <w:rPr>
+          <w:u w:val="none"/>
+        </w:rPr>
+      </w:pPr>
+      <w:r>
+        <w:rPr>
+          <w:rtl w:val="0"/>
+        </w:rPr>
+        <w:t xml:space="preserve">queries table</w:t>
       </w:r>
     </w:p>
     <w:p>
@@ -177,24 +308,416 @@
         <w:rPr>
           <w:rtl w:val="0"/>
         </w:rPr>
-        <w:t xml:space="preserve">items table: </w:t>
-      </w:r>
-    </w:p>
-    <w:p>
-      <w:pPr>
-        <w:ind w:left="425.19685039370086" w:firstLine="0"/>
-        <w:rPr/>
-      </w:pPr>
-      <w:r>
-        <w:rPr>
-          <w:rtl w:val="0"/>
-        </w:rPr>
-        <w:t xml:space="preserve">- item_id (unique key)</w:t>
-      </w:r>
-    </w:p>
-    <w:p>
-      <w:pPr>
-        <w:ind w:left="425.19685039370086" w:firstLine="0"/>
+        <w:t xml:space="preserve">Query_id (unique key)</w:t>
+      </w:r>
+    </w:p>
+    <w:p>
+      <w:pPr>
+        <w:numPr>
+          <w:ilvl w:val="0"/>
+          <w:numId w:val="1"/>
+        </w:numPr>
+        <w:ind w:left="720" w:hanging="360"/>
+        <w:rPr>
+          <w:u w:val="none"/>
+        </w:rPr>
+      </w:pPr>
+      <w:r>
+        <w:rPr>
+          <w:rtl w:val="0"/>
+        </w:rPr>
+        <w:t xml:space="preserve">Customer_id (foreign key)</w:t>
+      </w:r>
+    </w:p>
+    <w:p>
+      <w:pPr>
+        <w:numPr>
+          <w:ilvl w:val="0"/>
+          <w:numId w:val="1"/>
+        </w:numPr>
+        <w:ind w:left="720" w:hanging="360"/>
+        <w:rPr>
+          <w:u w:val="none"/>
+        </w:rPr>
+      </w:pPr>
+      <w:r>
+        <w:rPr>
+          <w:rtl w:val="0"/>
+        </w:rPr>
+        <w:t xml:space="preserve">order_id (foreign_key)</w:t>
+      </w:r>
+    </w:p>
+    <w:p>
+      <w:pPr>
+        <w:numPr>
+          <w:ilvl w:val="0"/>
+          <w:numId w:val="1"/>
+        </w:numPr>
+        <w:ind w:left="720" w:hanging="360"/>
+        <w:rPr>
+          <w:u w:val="none"/>
+        </w:rPr>
+      </w:pPr>
+      <w:r>
+        <w:rPr>
+          <w:rtl w:val="0"/>
+        </w:rPr>
+        <w:t xml:space="preserve">status</w:t>
+      </w:r>
+    </w:p>
+    <w:p>
+      <w:pPr>
+        <w:numPr>
+          <w:ilvl w:val="0"/>
+          <w:numId w:val="1"/>
+        </w:numPr>
+        <w:ind w:left="720" w:hanging="360"/>
+        <w:rPr>
+          <w:u w:val="none"/>
+        </w:rPr>
+      </w:pPr>
+      <w:r>
+        <w:rPr>
+          <w:rtl w:val="0"/>
+        </w:rPr>
+        <w:t xml:space="preserve">user_query</w:t>
+      </w:r>
+    </w:p>
+    <w:p>
+      <w:pPr>
+        <w:numPr>
+          <w:ilvl w:val="0"/>
+          <w:numId w:val="1"/>
+        </w:numPr>
+        <w:ind w:left="720" w:hanging="360"/>
+        <w:rPr>
+          <w:u w:val="none"/>
+        </w:rPr>
+      </w:pPr>
+      <w:r>
+        <w:rPr>
+          <w:rtl w:val="0"/>
+        </w:rPr>
+        <w:t xml:space="preserve">intent</w:t>
+      </w:r>
+    </w:p>
+    <w:p>
+      <w:pPr>
+        <w:numPr>
+          <w:ilvl w:val="0"/>
+          <w:numId w:val="1"/>
+        </w:numPr>
+        <w:ind w:left="720" w:hanging="360"/>
+        <w:rPr>
+          <w:u w:val="none"/>
+        </w:rPr>
+      </w:pPr>
+      <w:r>
+        <w:rPr>
+          <w:rtl w:val="0"/>
+        </w:rPr>
+        <w:t xml:space="preserve">intent_details</w:t>
+      </w:r>
+    </w:p>
+    <w:p>
+      <w:pPr>
+        <w:ind w:left="0" w:firstLine="0"/>
+        <w:rPr/>
+      </w:pPr>
+      <w:r>
+        <w:rPr>
+          <w:rtl w:val="0"/>
+        </w:rPr>
+        <w:br w:type="textWrapping"/>
+      </w:r>
+    </w:p>
+    <w:p>
+      <w:pPr>
+        <w:rPr/>
+      </w:pPr>
+      <w:r>
+        <w:br w:type="page"/>
+      </w:r>
+      <w:r>
+        <w:rPr>
+          <w:rtl w:val="0"/>
+        </w:rPr>
+      </w:r>
+    </w:p>
+    <w:p>
+      <w:pPr>
+        <w:rPr/>
+      </w:pPr>
+      <w:r>
+        <w:rPr>
+          <w:rtl w:val="0"/>
+        </w:rPr>
+        <w:t xml:space="preserve">CUSTOMERS DATABASE</w:t>
+      </w:r>
+    </w:p>
+    <w:p>
+      <w:pPr>
+        <w:rPr/>
+      </w:pPr>
+      <w:r>
+        <w:rPr>
+          <w:rtl w:val="0"/>
+        </w:rPr>
+      </w:r>
+    </w:p>
+    <w:p>
+      <w:pPr>
+        <w:ind w:left="0" w:firstLine="0"/>
+        <w:rPr/>
+      </w:pPr>
+      <w:r>
+        <w:rPr>
+          <w:rtl w:val="0"/>
+        </w:rPr>
+        <w:t xml:space="preserve">1. Customer table</w:t>
+      </w:r>
+    </w:p>
+    <w:p>
+      <w:pPr>
+        <w:ind w:left="0" w:firstLine="0"/>
+        <w:rPr/>
+      </w:pPr>
+      <w:r>
+        <w:rPr>
+          <w:rtl w:val="0"/>
+        </w:rPr>
+        <w:t xml:space="preserve">- customer_id (primary key)</w:t>
+      </w:r>
+    </w:p>
+    <w:p>
+      <w:pPr>
+        <w:ind w:left="0" w:firstLine="0"/>
+        <w:rPr/>
+      </w:pPr>
+      <w:r>
+        <w:rPr>
+          <w:rtl w:val="0"/>
+        </w:rPr>
+        <w:t xml:space="preserve">- name</w:t>
+      </w:r>
+    </w:p>
+    <w:p>
+      <w:pPr>
+        <w:ind w:left="0" w:firstLine="0"/>
+        <w:rPr/>
+      </w:pPr>
+      <w:r>
+        <w:rPr>
+          <w:rtl w:val="0"/>
+        </w:rPr>
+        <w:t xml:space="preserve">- email</w:t>
+      </w:r>
+    </w:p>
+    <w:p>
+      <w:pPr>
+        <w:ind w:left="0" w:firstLine="0"/>
+        <w:rPr/>
+      </w:pPr>
+      <w:r>
+        <w:rPr>
+          <w:rtl w:val="0"/>
+        </w:rPr>
+        <w:t xml:space="preserve">- phone</w:t>
+      </w:r>
+    </w:p>
+    <w:p>
+      <w:pPr>
+        <w:ind w:left="0" w:firstLine="0"/>
+        <w:rPr/>
+      </w:pPr>
+      <w:r>
+        <w:rPr>
+          <w:rtl w:val="0"/>
+        </w:rPr>
+        <w:t xml:space="preserve">- tier</w:t>
+      </w:r>
+    </w:p>
+    <w:p>
+      <w:pPr>
+        <w:ind w:left="0" w:firstLine="0"/>
+        <w:rPr/>
+      </w:pPr>
+      <w:r>
+        <w:rPr>
+          <w:rtl w:val="0"/>
+        </w:rPr>
+        <w:t xml:space="preserve">- preferred_refund_method</w:t>
+      </w:r>
+    </w:p>
+    <w:p>
+      <w:pPr>
+        <w:ind w:left="0" w:firstLine="0"/>
+        <w:rPr/>
+      </w:pPr>
+      <w:r>
+        <w:rPr>
+          <w:rtl w:val="0"/>
+        </w:rPr>
+      </w:r>
+    </w:p>
+    <w:p>
+      <w:pPr>
+        <w:ind w:left="0" w:firstLine="0"/>
+        <w:rPr/>
+      </w:pPr>
+      <w:r>
+        <w:rPr>
+          <w:rtl w:val="0"/>
+        </w:rPr>
+        <w:t xml:space="preserve">2. Address table</w:t>
+      </w:r>
+    </w:p>
+    <w:p>
+      <w:pPr>
+        <w:ind w:left="0" w:firstLine="0"/>
+        <w:rPr/>
+      </w:pPr>
+      <w:r>
+        <w:rPr>
+          <w:rtl w:val="0"/>
+        </w:rPr>
+        <w:t xml:space="preserve">- address_id (primary key)</w:t>
+      </w:r>
+    </w:p>
+    <w:p>
+      <w:pPr>
+        <w:ind w:left="0" w:firstLine="0"/>
+        <w:rPr/>
+      </w:pPr>
+      <w:r>
+        <w:rPr>
+          <w:rtl w:val="0"/>
+        </w:rPr>
+        <w:t xml:space="preserve">- customer_id (foreign key)</w:t>
+      </w:r>
+    </w:p>
+    <w:p>
+      <w:pPr>
+        <w:ind w:left="0" w:firstLine="0"/>
+        <w:rPr/>
+      </w:pPr>
+      <w:r>
+        <w:rPr>
+          <w:rtl w:val="0"/>
+        </w:rPr>
+        <w:t xml:space="preserve">- label</w:t>
+      </w:r>
+    </w:p>
+    <w:p>
+      <w:pPr>
+        <w:ind w:left="0" w:firstLine="0"/>
+        <w:rPr/>
+      </w:pPr>
+      <w:r>
+        <w:rPr>
+          <w:rtl w:val="0"/>
+        </w:rPr>
+        <w:t xml:space="preserve">- line1</w:t>
+      </w:r>
+    </w:p>
+    <w:p>
+      <w:pPr>
+        <w:ind w:left="0" w:firstLine="0"/>
+        <w:rPr/>
+      </w:pPr>
+      <w:r>
+        <w:rPr>
+          <w:rtl w:val="0"/>
+        </w:rPr>
+        <w:t xml:space="preserve">- line2</w:t>
+      </w:r>
+    </w:p>
+    <w:p>
+      <w:pPr>
+        <w:ind w:left="0" w:firstLine="0"/>
+        <w:rPr/>
+      </w:pPr>
+      <w:r>
+        <w:rPr>
+          <w:rtl w:val="0"/>
+        </w:rPr>
+        <w:t xml:space="preserve">- city</w:t>
+      </w:r>
+    </w:p>
+    <w:p>
+      <w:pPr>
+        <w:ind w:left="0" w:firstLine="0"/>
+        <w:rPr/>
+      </w:pPr>
+      <w:r>
+        <w:rPr>
+          <w:rtl w:val="0"/>
+        </w:rPr>
+        <w:t xml:space="preserve">- state</w:t>
+      </w:r>
+    </w:p>
+    <w:p>
+      <w:pPr>
+        <w:ind w:left="0" w:firstLine="0"/>
+        <w:rPr/>
+      </w:pPr>
+      <w:r>
+        <w:rPr>
+          <w:rtl w:val="0"/>
+        </w:rPr>
+        <w:t xml:space="preserve">- pincode</w:t>
+      </w:r>
+    </w:p>
+    <w:p>
+      <w:pPr>
+        <w:ind w:left="0" w:firstLine="0"/>
+        <w:rPr/>
+      </w:pPr>
+      <w:r>
+        <w:rPr>
+          <w:rtl w:val="0"/>
+        </w:rPr>
+      </w:r>
+    </w:p>
+    <w:p>
+      <w:pPr>
+        <w:ind w:left="0" w:firstLine="0"/>
+        <w:rPr/>
+      </w:pPr>
+      <w:r>
+        <w:rPr>
+          <w:rtl w:val="0"/>
+        </w:rPr>
+        <w:t xml:space="preserve">3. Cases table</w:t>
+      </w:r>
+    </w:p>
+    <w:p>
+      <w:pPr>
+        <w:ind w:left="0" w:firstLine="0"/>
+        <w:rPr/>
+      </w:pPr>
+      <w:r>
+        <w:rPr>
+          <w:rtl w:val="0"/>
+        </w:rPr>
+        <w:t xml:space="preserve">- case_id (primary key)</w:t>
+      </w:r>
+    </w:p>
+    <w:p>
+      <w:pPr>
+        <w:ind w:left="0" w:firstLine="0"/>
+        <w:rPr/>
+      </w:pPr>
+      <w:r>
+        <w:rPr>
+          <w:rtl w:val="0"/>
+        </w:rPr>
+        <w:t xml:space="preserve">- customer_id (foreign key)</w:t>
+      </w:r>
+    </w:p>
+    <w:p>
+      <w:pPr>
+        <w:ind w:left="0" w:firstLine="0"/>
         <w:rPr/>
       </w:pPr>
       <w:r>
@@ -206,55 +729,7 @@
     </w:p>
     <w:p>
       <w:pPr>
-        <w:ind w:left="425.19685039370086" w:firstLine="0"/>
-        <w:rPr/>
-      </w:pPr>
-      <w:r>
-        <w:rPr>
-          <w:rtl w:val="0"/>
-        </w:rPr>
-        <w:t xml:space="preserve">- product_id</w:t>
-      </w:r>
-    </w:p>
-    <w:p>
-      <w:pPr>
-        <w:ind w:left="425.19685039370086" w:firstLine="0"/>
-        <w:rPr/>
-      </w:pPr>
-      <w:r>
-        <w:rPr>
-          <w:rtl w:val="0"/>
-        </w:rPr>
-        <w:t xml:space="preserve">- product_name</w:t>
-      </w:r>
-    </w:p>
-    <w:p>
-      <w:pPr>
-        <w:ind w:left="425.19685039370086" w:firstLine="0"/>
-        <w:rPr/>
-      </w:pPr>
-      <w:r>
-        <w:rPr>
-          <w:rtl w:val="0"/>
-        </w:rPr>
-        <w:t xml:space="preserve">- quantity</w:t>
-      </w:r>
-    </w:p>
-    <w:p>
-      <w:pPr>
-        <w:ind w:left="425.19685039370086" w:firstLine="0"/>
-        <w:rPr/>
-      </w:pPr>
-      <w:r>
-        <w:rPr>
-          <w:rtl w:val="0"/>
-        </w:rPr>
-        <w:t xml:space="preserve">- unit_price</w:t>
-      </w:r>
-    </w:p>
-    <w:p>
-      <w:pPr>
-        <w:ind w:left="425.19685039370086" w:firstLine="0"/>
+        <w:ind w:left="0" w:firstLine="0"/>
         <w:rPr/>
       </w:pPr>
       <w:r>
@@ -266,17 +741,78 @@
     </w:p>
     <w:p>
       <w:pPr>
-        <w:rPr/>
-      </w:pPr>
-      <w:r>
-        <w:rPr>
-          <w:rtl w:val="0"/>
-        </w:rPr>
-        <w:br w:type="textWrapping"/>
-      </w:r>
-    </w:p>
-    <w:p>
-      <w:pPr>
+        <w:ind w:left="0" w:firstLine="0"/>
+        <w:rPr/>
+      </w:pPr>
+      <w:r>
+        <w:rPr>
+          <w:rtl w:val="0"/>
+        </w:rPr>
+        <w:t xml:space="preserve">- priority</w:t>
+      </w:r>
+    </w:p>
+    <w:p>
+      <w:pPr>
+        <w:ind w:left="0" w:firstLine="0"/>
+        <w:rPr/>
+      </w:pPr>
+      <w:r>
+        <w:rPr>
+          <w:rtl w:val="0"/>
+        </w:rPr>
+        <w:t xml:space="preserve">- description</w:t>
+      </w:r>
+    </w:p>
+    <w:p>
+      <w:pPr>
+        <w:ind w:left="0" w:firstLine="0"/>
+        <w:rPr/>
+      </w:pPr>
+      <w:r>
+        <w:rPr>
+          <w:rtl w:val="0"/>
+        </w:rPr>
+        <w:t xml:space="preserve">- amount_inr</w:t>
+      </w:r>
+    </w:p>
+    <w:p>
+      <w:pPr>
+        <w:ind w:left="0" w:firstLine="0"/>
+        <w:rPr/>
+      </w:pPr>
+      <w:r>
+        <w:rPr>
+          <w:rtl w:val="0"/>
+        </w:rPr>
+        <w:t xml:space="preserve">- trace_id</w:t>
+      </w:r>
+    </w:p>
+    <w:p>
+      <w:pPr>
+        <w:ind w:left="0" w:firstLine="0"/>
+        <w:rPr/>
+      </w:pPr>
+      <w:r>
+        <w:rPr>
+          <w:rtl w:val="0"/>
+        </w:rPr>
+        <w:t xml:space="preserve">- created_at (datetime)</w:t>
+      </w:r>
+    </w:p>
+    <w:p>
+      <w:pPr>
+        <w:ind w:left="0" w:firstLine="0"/>
+        <w:rPr/>
+      </w:pPr>
+      <w:r>
+        <w:rPr>
+          <w:rtl w:val="0"/>
+        </w:rPr>
+      </w:r>
+    </w:p>
+    <w:p>
+      <w:pPr>
+        <w:ind w:left="0" w:firstLine="0"/>
         <w:rPr/>
       </w:pPr>
       <w:r>
@@ -290,368 +826,163 @@
     </w:p>
     <w:p>
       <w:pPr>
-        <w:rPr/>
-      </w:pPr>
-      <w:r>
-        <w:rPr>
-          <w:rtl w:val="0"/>
-        </w:rPr>
-        <w:t xml:space="preserve">CUSTOMERS DATABASE</w:t>
-      </w:r>
-    </w:p>
-    <w:p>
-      <w:pPr>
-        <w:rPr/>
-      </w:pPr>
-      <w:r>
-        <w:rPr>
-          <w:rtl w:val="0"/>
-        </w:rPr>
-      </w:r>
-    </w:p>
-    <w:p>
-      <w:pPr>
-        <w:ind w:left="0" w:firstLine="0"/>
-        <w:rPr/>
-      </w:pPr>
-      <w:r>
-        <w:rPr>
-          <w:rtl w:val="0"/>
-        </w:rPr>
-        <w:t xml:space="preserve">1. Customer table</w:t>
-      </w:r>
-    </w:p>
-    <w:p>
-      <w:pPr>
-        <w:ind w:left="0" w:firstLine="0"/>
-        <w:rPr/>
-      </w:pPr>
-      <w:r>
-        <w:rPr>
-          <w:rtl w:val="0"/>
-        </w:rPr>
-        <w:t xml:space="preserve">- customer_id (primary key)</w:t>
-      </w:r>
-    </w:p>
-    <w:p>
-      <w:pPr>
-        <w:ind w:left="0" w:firstLine="0"/>
-        <w:rPr/>
-      </w:pPr>
-      <w:r>
-        <w:rPr>
-          <w:rtl w:val="0"/>
-        </w:rPr>
-        <w:t xml:space="preserve">- name</w:t>
-      </w:r>
-    </w:p>
-    <w:p>
-      <w:pPr>
-        <w:ind w:left="0" w:firstLine="0"/>
-        <w:rPr/>
-      </w:pPr>
-      <w:r>
-        <w:rPr>
-          <w:rtl w:val="0"/>
-        </w:rPr>
-        <w:t xml:space="preserve">- email</w:t>
-      </w:r>
-    </w:p>
-    <w:p>
-      <w:pPr>
-        <w:ind w:left="0" w:firstLine="0"/>
-        <w:rPr/>
-      </w:pPr>
-      <w:r>
-        <w:rPr>
-          <w:rtl w:val="0"/>
-        </w:rPr>
-        <w:t xml:space="preserve">- phone</w:t>
-      </w:r>
-    </w:p>
-    <w:p>
-      <w:pPr>
-        <w:ind w:left="0" w:firstLine="0"/>
-        <w:rPr/>
-      </w:pPr>
-      <w:r>
-        <w:rPr>
-          <w:rtl w:val="0"/>
-        </w:rPr>
-        <w:t xml:space="preserve">- tier</w:t>
-      </w:r>
-    </w:p>
-    <w:p>
-      <w:pPr>
-        <w:ind w:left="0" w:firstLine="0"/>
-        <w:rPr/>
-      </w:pPr>
-      <w:r>
-        <w:rPr>
-          <w:rtl w:val="0"/>
-        </w:rPr>
-        <w:t xml:space="preserve">- preferred_refund_method</w:t>
-      </w:r>
-    </w:p>
-    <w:p>
-      <w:pPr>
-        <w:ind w:left="0" w:firstLine="0"/>
-        <w:rPr/>
-      </w:pPr>
-      <w:r>
-        <w:rPr>
-          <w:rtl w:val="0"/>
-        </w:rPr>
-      </w:r>
-    </w:p>
-    <w:p>
-      <w:pPr>
-        <w:ind w:left="0" w:firstLine="0"/>
-        <w:rPr/>
-      </w:pPr>
-      <w:r>
-        <w:rPr>
-          <w:rtl w:val="0"/>
-        </w:rPr>
-        <w:t xml:space="preserve">2. Address table</w:t>
-      </w:r>
-    </w:p>
-    <w:p>
-      <w:pPr>
-        <w:ind w:left="0" w:firstLine="0"/>
-        <w:rPr/>
-      </w:pPr>
-      <w:r>
-        <w:rPr>
-          <w:rtl w:val="0"/>
-        </w:rPr>
-        <w:t xml:space="preserve">- address_id (primary key)</w:t>
-      </w:r>
-    </w:p>
-    <w:p>
-      <w:pPr>
-        <w:ind w:left="0" w:firstLine="0"/>
-        <w:rPr/>
-      </w:pPr>
-      <w:r>
-        <w:rPr>
-          <w:rtl w:val="0"/>
-        </w:rPr>
-        <w:t xml:space="preserve">- customer_id (foreign key)</w:t>
-      </w:r>
-    </w:p>
-    <w:p>
-      <w:pPr>
-        <w:ind w:left="0" w:firstLine="0"/>
-        <w:rPr/>
-      </w:pPr>
-      <w:r>
-        <w:rPr>
-          <w:rtl w:val="0"/>
-        </w:rPr>
-        <w:t xml:space="preserve">- label</w:t>
-      </w:r>
-    </w:p>
-    <w:p>
-      <w:pPr>
-        <w:ind w:left="0" w:firstLine="0"/>
-        <w:rPr/>
-      </w:pPr>
-      <w:r>
-        <w:rPr>
-          <w:rtl w:val="0"/>
-        </w:rPr>
-        <w:t xml:space="preserve">- line1</w:t>
-      </w:r>
-    </w:p>
-    <w:p>
-      <w:pPr>
-        <w:ind w:left="0" w:firstLine="0"/>
-        <w:rPr/>
-      </w:pPr>
-      <w:r>
-        <w:rPr>
-          <w:rtl w:val="0"/>
-        </w:rPr>
-        <w:t xml:space="preserve">- line2</w:t>
-      </w:r>
-    </w:p>
-    <w:p>
-      <w:pPr>
-        <w:ind w:left="0" w:firstLine="0"/>
-        <w:rPr/>
-      </w:pPr>
-      <w:r>
-        <w:rPr>
-          <w:rtl w:val="0"/>
-        </w:rPr>
-        <w:t xml:space="preserve">- city</w:t>
-      </w:r>
-    </w:p>
-    <w:p>
-      <w:pPr>
-        <w:ind w:left="0" w:firstLine="0"/>
-        <w:rPr/>
-      </w:pPr>
-      <w:r>
-        <w:rPr>
-          <w:rtl w:val="0"/>
-        </w:rPr>
-        <w:t xml:space="preserve">- state</w:t>
-      </w:r>
-    </w:p>
-    <w:p>
-      <w:pPr>
-        <w:ind w:left="0" w:firstLine="0"/>
-        <w:rPr/>
-      </w:pPr>
-      <w:r>
-        <w:rPr>
-          <w:rtl w:val="0"/>
-        </w:rPr>
-        <w:t xml:space="preserve">- pincode</w:t>
-      </w:r>
-    </w:p>
-    <w:p>
-      <w:pPr>
-        <w:ind w:left="0" w:firstLine="0"/>
-        <w:rPr/>
-      </w:pPr>
-      <w:r>
-        <w:rPr>
-          <w:rtl w:val="0"/>
-        </w:rPr>
-      </w:r>
-    </w:p>
-    <w:p>
-      <w:pPr>
-        <w:ind w:left="0" w:firstLine="0"/>
-        <w:rPr/>
-      </w:pPr>
-      <w:r>
-        <w:rPr>
-          <w:rtl w:val="0"/>
-        </w:rPr>
-        <w:t xml:space="preserve">3. Cases table</w:t>
-      </w:r>
-    </w:p>
-    <w:p>
-      <w:pPr>
-        <w:ind w:left="0" w:firstLine="0"/>
-        <w:rPr/>
-      </w:pPr>
-      <w:r>
-        <w:rPr>
-          <w:rtl w:val="0"/>
-        </w:rPr>
-        <w:t xml:space="preserve">- case_id (primary key)</w:t>
-      </w:r>
-    </w:p>
-    <w:p>
-      <w:pPr>
-        <w:ind w:left="0" w:firstLine="0"/>
-        <w:rPr/>
-      </w:pPr>
-      <w:r>
-        <w:rPr>
-          <w:rtl w:val="0"/>
-        </w:rPr>
-        <w:t xml:space="preserve">- customer_id (foreign key)</w:t>
-      </w:r>
-    </w:p>
-    <w:p>
-      <w:pPr>
-        <w:ind w:left="0" w:firstLine="0"/>
-        <w:rPr/>
-      </w:pPr>
-      <w:r>
-        <w:rPr>
-          <w:rtl w:val="0"/>
-        </w:rPr>
-        <w:t xml:space="preserve">- order_id (foreign key)</w:t>
-      </w:r>
-    </w:p>
-    <w:p>
-      <w:pPr>
-        <w:ind w:left="0" w:firstLine="0"/>
-        <w:rPr/>
-      </w:pPr>
-      <w:r>
-        <w:rPr>
-          <w:rtl w:val="0"/>
-        </w:rPr>
-        <w:t xml:space="preserve">- status</w:t>
-      </w:r>
-    </w:p>
-    <w:p>
-      <w:pPr>
-        <w:ind w:left="0" w:firstLine="0"/>
-        <w:rPr/>
-      </w:pPr>
-      <w:r>
-        <w:rPr>
-          <w:rtl w:val="0"/>
-        </w:rPr>
-        <w:t xml:space="preserve">- priority</w:t>
-      </w:r>
-    </w:p>
-    <w:p>
-      <w:pPr>
-        <w:ind w:left="0" w:firstLine="0"/>
-        <w:rPr/>
-      </w:pPr>
-      <w:r>
-        <w:rPr>
-          <w:rtl w:val="0"/>
-        </w:rPr>
-        <w:t xml:space="preserve">- description</w:t>
-      </w:r>
-    </w:p>
-    <w:p>
-      <w:pPr>
-        <w:ind w:left="0" w:firstLine="0"/>
-        <w:rPr/>
-      </w:pPr>
-      <w:r>
-        <w:rPr>
-          <w:rtl w:val="0"/>
-        </w:rPr>
-        <w:t xml:space="preserve">- amount_inr</w:t>
-      </w:r>
-    </w:p>
-    <w:p>
-      <w:pPr>
-        <w:ind w:left="0" w:firstLine="0"/>
-        <w:rPr/>
-      </w:pPr>
-      <w:r>
-        <w:rPr>
-          <w:rtl w:val="0"/>
-        </w:rPr>
-        <w:t xml:space="preserve">- trace_id</w:t>
-      </w:r>
-    </w:p>
-    <w:p>
-      <w:pPr>
-        <w:ind w:left="0" w:firstLine="0"/>
-        <w:rPr/>
-      </w:pPr>
-      <w:r>
-        <w:rPr>
-          <w:rtl w:val="0"/>
-        </w:rPr>
-        <w:t xml:space="preserve">- created_at (datetime)</w:t>
-      </w:r>
-    </w:p>
-    <w:p>
-      <w:pPr>
-        <w:ind w:left="0" w:firstLine="0"/>
-        <w:rPr/>
-      </w:pPr>
-      <w:r>
-        <w:rPr>
-          <w:rtl w:val="0"/>
-        </w:rPr>
+        <w:ind w:left="0" w:firstLine="0"/>
+        <w:rPr/>
+      </w:pPr>
+      <w:r>
+        <w:rPr>
+          <w:rtl w:val="0"/>
+        </w:rPr>
+        <w:t xml:space="preserve">Knowledge Base Database:</w:t>
+      </w:r>
+    </w:p>
+    <w:p>
+      <w:pPr>
+        <w:ind w:left="0" w:firstLine="0"/>
+        <w:rPr/>
+      </w:pPr>
+      <w:r>
+        <w:rPr>
+          <w:rtl w:val="0"/>
+        </w:rPr>
+      </w:r>
+    </w:p>
+    <w:p>
+      <w:pPr>
+        <w:numPr>
+          <w:ilvl w:val="0"/>
+          <w:numId w:val="3"/>
+        </w:numPr>
+        <w:ind w:left="720" w:hanging="360"/>
+        <w:rPr>
+          <w:u w:val="none"/>
+        </w:rPr>
+      </w:pPr>
+      <w:r>
+        <w:rPr>
+          <w:rtl w:val="0"/>
+        </w:rPr>
+        <w:t xml:space="preserve">kb_articles table</w:t>
+      </w:r>
+    </w:p>
+    <w:p>
+      <w:pPr>
+        <w:numPr>
+          <w:ilvl w:val="0"/>
+          <w:numId w:val="6"/>
+        </w:numPr>
+        <w:ind w:left="720" w:hanging="360"/>
+        <w:rPr>
+          <w:u w:val="none"/>
+        </w:rPr>
+      </w:pPr>
+      <w:r>
+        <w:rPr>
+          <w:rtl w:val="0"/>
+        </w:rPr>
+        <w:t xml:space="preserve">article_id (primary key)</w:t>
+      </w:r>
+    </w:p>
+    <w:p>
+      <w:pPr>
+        <w:numPr>
+          <w:ilvl w:val="0"/>
+          <w:numId w:val="6"/>
+        </w:numPr>
+        <w:ind w:left="720" w:hanging="360"/>
+        <w:rPr>
+          <w:u w:val="none"/>
+        </w:rPr>
+      </w:pPr>
+      <w:r>
+        <w:rPr>
+          <w:rtl w:val="0"/>
+        </w:rPr>
+        <w:t xml:space="preserve">title</w:t>
+      </w:r>
+    </w:p>
+    <w:p>
+      <w:pPr>
+        <w:numPr>
+          <w:ilvl w:val="0"/>
+          <w:numId w:val="6"/>
+        </w:numPr>
+        <w:ind w:left="720" w:hanging="360"/>
+        <w:rPr>
+          <w:u w:val="none"/>
+        </w:rPr>
+      </w:pPr>
+      <w:r>
+        <w:rPr>
+          <w:rtl w:val="0"/>
+        </w:rPr>
+        <w:t xml:space="preserve">tags</w:t>
+      </w:r>
+    </w:p>
+    <w:p>
+      <w:pPr>
+        <w:numPr>
+          <w:ilvl w:val="0"/>
+          <w:numId w:val="6"/>
+        </w:numPr>
+        <w:ind w:left="720" w:hanging="360"/>
+        <w:rPr>
+          <w:u w:val="none"/>
+        </w:rPr>
+      </w:pPr>
+      <w:r>
+        <w:rPr>
+          <w:rtl w:val="0"/>
+        </w:rPr>
+        <w:t xml:space="preserve">content</w:t>
+      </w:r>
+    </w:p>
+    <w:p>
+      <w:pPr>
+        <w:numPr>
+          <w:ilvl w:val="0"/>
+          <w:numId w:val="6"/>
+        </w:numPr>
+        <w:ind w:left="720" w:hanging="360"/>
+        <w:rPr>
+          <w:u w:val="none"/>
+        </w:rPr>
+      </w:pPr>
+      <w:r>
+        <w:rPr>
+          <w:rtl w:val="0"/>
+        </w:rPr>
+        <w:t xml:space="preserve">last_updated</w:t>
+      </w:r>
+    </w:p>
+    <w:p>
+      <w:pPr>
+        <w:numPr>
+          <w:ilvl w:val="0"/>
+          <w:numId w:val="6"/>
+        </w:numPr>
+        <w:ind w:left="720" w:hanging="360"/>
+        <w:rPr>
+          <w:u w:val="none"/>
+        </w:rPr>
+      </w:pPr>
+      <w:r>
+        <w:rPr>
+          <w:rtl w:val="0"/>
+        </w:rPr>
+        <w:t xml:space="preserve">applies_to</w:t>
+      </w:r>
+    </w:p>
+    <w:p>
+      <w:pPr>
+        <w:ind w:left="0" w:firstLine="0"/>
+        <w:rPr/>
+      </w:pPr>
+      <w:r>
+        <w:rPr>
+          <w:rtl w:val="0"/>
+        </w:rPr>
+        <w:t xml:space="preserve"> </w:t>
       </w:r>
     </w:p>
     <w:p>
@@ -662,6 +993,130 @@
       <w:r>
         <w:br w:type="page"/>
       </w:r>
+      <w:r>
+        <w:rPr>
+          <w:rtl w:val="0"/>
+        </w:rPr>
+      </w:r>
+    </w:p>
+    <w:p>
+      <w:pPr>
+        <w:ind w:left="0" w:firstLine="0"/>
+        <w:rPr/>
+      </w:pPr>
+      <w:r>
+        <w:rPr>
+          <w:rtl w:val="0"/>
+        </w:rPr>
+        <w:t xml:space="preserve">Payment Config Database</w:t>
+      </w:r>
+    </w:p>
+    <w:p>
+      <w:pPr>
+        <w:ind w:left="0" w:firstLine="0"/>
+        <w:rPr/>
+      </w:pPr>
+      <w:r>
+        <w:rPr>
+          <w:rtl w:val="0"/>
+        </w:rPr>
+      </w:r>
+    </w:p>
+    <w:p>
+      <w:pPr>
+        <w:numPr>
+          <w:ilvl w:val="0"/>
+          <w:numId w:val="4"/>
+        </w:numPr>
+        <w:ind w:left="720" w:hanging="360"/>
+        <w:rPr>
+          <w:u w:val="none"/>
+        </w:rPr>
+      </w:pPr>
+      <w:r>
+        <w:rPr>
+          <w:rtl w:val="0"/>
+        </w:rPr>
+        <w:t xml:space="preserve">payment_config table</w:t>
+      </w:r>
+    </w:p>
+    <w:p>
+      <w:pPr>
+        <w:numPr>
+          <w:ilvl w:val="0"/>
+          <w:numId w:val="5"/>
+        </w:numPr>
+        <w:ind w:left="720" w:hanging="360"/>
+        <w:rPr>
+          <w:u w:val="none"/>
+        </w:rPr>
+      </w:pPr>
+      <w:r>
+        <w:rPr>
+          <w:rtl w:val="0"/>
+        </w:rPr>
+        <w:t xml:space="preserve">auto_refund_limit_inr</w:t>
+      </w:r>
+    </w:p>
+    <w:p>
+      <w:pPr>
+        <w:numPr>
+          <w:ilvl w:val="0"/>
+          <w:numId w:val="5"/>
+        </w:numPr>
+        <w:ind w:left="720" w:hanging="360"/>
+        <w:rPr>
+          <w:u w:val="none"/>
+        </w:rPr>
+      </w:pPr>
+      <w:r>
+        <w:rPr>
+          <w:rtl w:val="0"/>
+        </w:rPr>
+        <w:t xml:space="preserve">supported_method</w:t>
+      </w:r>
+    </w:p>
+    <w:p>
+      <w:pPr>
+        <w:numPr>
+          <w:ilvl w:val="0"/>
+          <w:numId w:val="5"/>
+        </w:numPr>
+        <w:ind w:left="720" w:hanging="360"/>
+        <w:rPr>
+          <w:u w:val="none"/>
+        </w:rPr>
+      </w:pPr>
+      <w:r>
+        <w:rPr>
+          <w:rtl w:val="0"/>
+        </w:rPr>
+        <w:t xml:space="preserve">refund_sla_days</w:t>
+      </w:r>
+    </w:p>
+    <w:p>
+      <w:pPr>
+        <w:numPr>
+          <w:ilvl w:val="0"/>
+          <w:numId w:val="5"/>
+        </w:numPr>
+        <w:ind w:left="720" w:hanging="360"/>
+        <w:rPr>
+          <w:u w:val="none"/>
+        </w:rPr>
+      </w:pPr>
+      <w:r>
+        <w:rPr>
+          <w:rtl w:val="0"/>
+        </w:rPr>
+        <w:t xml:space="preserve">behaviour</w:t>
+      </w:r>
+    </w:p>
+    <w:p>
+      <w:pPr>
+        <w:ind w:left="0" w:firstLine="0"/>
+        <w:rPr/>
+      </w:pPr>
       <w:r>
         <w:rPr>
           <w:rtl w:val="0"/>
@@ -693,6 +1148,116 @@
   <w:abstractNum w:abstractNumId="1">
     <w:lvl w:ilvl="0">
       <w:start w:val="1"/>
+      <w:numFmt w:val="bullet"/>
+      <w:lvlText w:val="-"/>
+      <w:lvlJc w:val="left"/>
+      <w:pPr>
+        <w:ind w:left="720" w:hanging="360"/>
+      </w:pPr>
+      <w:rPr>
+        <w:u w:val="none"/>
+      </w:rPr>
+    </w:lvl>
+    <w:lvl w:ilvl="1">
+      <w:start w:val="1"/>
+      <w:numFmt w:val="bullet"/>
+      <w:lvlText w:val="-"/>
+      <w:lvlJc w:val="left"/>
+      <w:pPr>
+        <w:ind w:left="1440" w:hanging="360"/>
+      </w:pPr>
+      <w:rPr>
+        <w:u w:val="none"/>
+      </w:rPr>
+    </w:lvl>
+    <w:lvl w:ilvl="2">
+      <w:start w:val="1"/>
+      <w:numFmt w:val="bullet"/>
+      <w:lvlText w:val="-"/>
+      <w:lvlJc w:val="left"/>
+      <w:pPr>
+        <w:ind w:left="2160" w:hanging="360"/>
+      </w:pPr>
+      <w:rPr>
+        <w:u w:val="none"/>
+      </w:rPr>
+    </w:lvl>
+    <w:lvl w:ilvl="3">
+      <w:start w:val="1"/>
+      <w:numFmt w:val="bullet"/>
+      <w:lvlText w:val="-"/>
+      <w:lvlJc w:val="left"/>
+      <w:pPr>
+        <w:ind w:left="2880" w:hanging="360"/>
+      </w:pPr>
+      <w:rPr>
+        <w:u w:val="none"/>
+      </w:rPr>
+    </w:lvl>
+    <w:lvl w:ilvl="4">
+      <w:start w:val="1"/>
+      <w:numFmt w:val="bullet"/>
+      <w:lvlText w:val="-"/>
+      <w:lvlJc w:val="left"/>
+      <w:pPr>
+        <w:ind w:left="3600" w:hanging="360"/>
+      </w:pPr>
+      <w:rPr>
+        <w:u w:val="none"/>
+      </w:rPr>
+    </w:lvl>
+    <w:lvl w:ilvl="5">
+      <w:start w:val="1"/>
+      <w:numFmt w:val="bullet"/>
+      <w:lvlText w:val="-"/>
+      <w:lvlJc w:val="left"/>
+      <w:pPr>
+        <w:ind w:left="4320" w:hanging="360"/>
+      </w:pPr>
+      <w:rPr>
+        <w:u w:val="none"/>
+      </w:rPr>
+    </w:lvl>
+    <w:lvl w:ilvl="6">
+      <w:start w:val="1"/>
+      <w:numFmt w:val="bullet"/>
+      <w:lvlText w:val="-"/>
+      <w:lvlJc w:val="left"/>
+      <w:pPr>
+        <w:ind w:left="5040" w:hanging="360"/>
+      </w:pPr>
+      <w:rPr>
+        <w:u w:val="none"/>
+      </w:rPr>
+    </w:lvl>
+    <w:lvl w:ilvl="7">
+      <w:start w:val="1"/>
+      <w:numFmt w:val="bullet"/>
+      <w:lvlText w:val="-"/>
+      <w:lvlJc w:val="left"/>
+      <w:pPr>
+        <w:ind w:left="5760" w:hanging="360"/>
+      </w:pPr>
+      <w:rPr>
+        <w:u w:val="none"/>
+      </w:rPr>
+    </w:lvl>
+    <w:lvl w:ilvl="8">
+      <w:start w:val="1"/>
+      <w:numFmt w:val="bullet"/>
+      <w:lvlText w:val="-"/>
+      <w:lvlJc w:val="left"/>
+      <w:pPr>
+        <w:ind w:left="6480" w:hanging="360"/>
+      </w:pPr>
+      <w:rPr>
+        <w:u w:val="none"/>
+      </w:rPr>
+    </w:lvl>
+  </w:abstractNum>
+  <w:abstractNum w:abstractNumId="2">
+    <w:lvl w:ilvl="0">
+      <w:start w:val="1"/>
       <w:numFmt w:val="decimal"/>
       <w:lvlText w:val="%1."/>
       <w:lvlJc w:val="left"/>
@@ -800,8 +1365,463 @@
       </w:rPr>
     </w:lvl>
   </w:abstractNum>
+  <w:abstractNum w:abstractNumId="3">
+    <w:lvl w:ilvl="0">
+      <w:start w:val="1"/>
+      <w:numFmt w:val="decimal"/>
+      <w:lvlText w:val="%1."/>
+      <w:lvlJc w:val="left"/>
+      <w:pPr>
+        <w:ind w:left="720" w:hanging="360"/>
+      </w:pPr>
+      <w:rPr>
+        <w:u w:val="none"/>
+      </w:rPr>
+    </w:lvl>
+    <w:lvl w:ilvl="1">
+      <w:start w:val="1"/>
+      <w:numFmt w:val="lowerLetter"/>
+      <w:lvlText w:val="%2."/>
+      <w:lvlJc w:val="left"/>
+      <w:pPr>
+        <w:ind w:left="1440" w:hanging="360"/>
+      </w:pPr>
+      <w:rPr>
+        <w:u w:val="none"/>
+      </w:rPr>
+    </w:lvl>
+    <w:lvl w:ilvl="2">
+      <w:start w:val="1"/>
+      <w:numFmt w:val="lowerRoman"/>
+      <w:lvlText w:val="%3."/>
+      <w:lvlJc w:val="right"/>
+      <w:pPr>
+        <w:ind w:left="2160" w:hanging="360"/>
+      </w:pPr>
+      <w:rPr>
+        <w:u w:val="none"/>
+      </w:rPr>
+    </w:lvl>
+    <w:lvl w:ilvl="3">
+      <w:start w:val="1"/>
+      <w:numFmt w:val="decimal"/>
+      <w:lvlText w:val="%4."/>
+      <w:lvlJc w:val="left"/>
+      <w:pPr>
+        <w:ind w:left="2880" w:hanging="360"/>
+      </w:pPr>
+      <w:rPr>
+        <w:u w:val="none"/>
+      </w:rPr>
+    </w:lvl>
+    <w:lvl w:ilvl="4">
+      <w:start w:val="1"/>
+      <w:numFmt w:val="lowerLetter"/>
+      <w:lvlText w:val="%5."/>
+      <w:lvlJc w:val="left"/>
+      <w:pPr>
+        <w:ind w:left="3600" w:hanging="360"/>
+      </w:pPr>
+      <w:rPr>
+        <w:u w:val="none"/>
+      </w:rPr>
+    </w:lvl>
+    <w:lvl w:ilvl="5">
+      <w:start w:val="1"/>
+      <w:numFmt w:val="lowerRoman"/>
+      <w:lvlText w:val="%6."/>
+      <w:lvlJc w:val="right"/>
+      <w:pPr>
+        <w:ind w:left="4320" w:hanging="360"/>
+      </w:pPr>
+      <w:rPr>
+        <w:u w:val="none"/>
+      </w:rPr>
+    </w:lvl>
+    <w:lvl w:ilvl="6">
+      <w:start w:val="1"/>
+      <w:numFmt w:val="decimal"/>
+      <w:lvlText w:val="%7."/>
+      <w:lvlJc w:val="left"/>
+      <w:pPr>
+        <w:ind w:left="5040" w:hanging="360"/>
+      </w:pPr>
+      <w:rPr>
+        <w:u w:val="none"/>
+      </w:rPr>
+    </w:lvl>
+    <w:lvl w:ilvl="7">
+      <w:start w:val="1"/>
+      <w:numFmt w:val="lowerLetter"/>
+      <w:lvlText w:val="%8."/>
+      <w:lvlJc w:val="left"/>
+      <w:pPr>
+        <w:ind w:left="5760" w:hanging="360"/>
+      </w:pPr>
+      <w:rPr>
+        <w:u w:val="none"/>
+      </w:rPr>
+    </w:lvl>
+    <w:lvl w:ilvl="8">
+      <w:start w:val="1"/>
+      <w:numFmt w:val="lowerRoman"/>
+      <w:lvlText w:val="%9."/>
+      <w:lvlJc w:val="right"/>
+      <w:pPr>
+        <w:ind w:left="6480" w:hanging="360"/>
+      </w:pPr>
+      <w:rPr>
+        <w:u w:val="none"/>
+      </w:rPr>
+    </w:lvl>
+  </w:abstractNum>
+  <w:abstractNum w:abstractNumId="4">
+    <w:lvl w:ilvl="0">
+      <w:start w:val="1"/>
+      <w:numFmt w:val="decimal"/>
+      <w:lvlText w:val="%1."/>
+      <w:lvlJc w:val="left"/>
+      <w:pPr>
+        <w:ind w:left="720" w:hanging="360"/>
+      </w:pPr>
+      <w:rPr>
+        <w:u w:val="none"/>
+      </w:rPr>
+    </w:lvl>
+    <w:lvl w:ilvl="1">
+      <w:start w:val="1"/>
+      <w:numFmt w:val="lowerLetter"/>
+      <w:lvlText w:val="%2."/>
+      <w:lvlJc w:val="left"/>
+      <w:pPr>
+        <w:ind w:left="1440" w:hanging="360"/>
+      </w:pPr>
+      <w:rPr>
+        <w:u w:val="none"/>
+      </w:rPr>
+    </w:lvl>
+    <w:lvl w:ilvl="2">
+      <w:start w:val="1"/>
+      <w:numFmt w:val="lowerRoman"/>
+      <w:lvlText w:val="%3."/>
+      <w:lvlJc w:val="right"/>
+      <w:pPr>
+        <w:ind w:left="2160" w:hanging="360"/>
+      </w:pPr>
+      <w:rPr>
+        <w:u w:val="none"/>
+      </w:rPr>
+    </w:lvl>
+    <w:lvl w:ilvl="3">
+      <w:start w:val="1"/>
+      <w:numFmt w:val="decimal"/>
+      <w:lvlText w:val="%4."/>
+      <w:lvlJc w:val="left"/>
+      <w:pPr>
+        <w:ind w:left="2880" w:hanging="360"/>
+      </w:pPr>
+      <w:rPr>
+        <w:u w:val="none"/>
+      </w:rPr>
+    </w:lvl>
+    <w:lvl w:ilvl="4">
+      <w:start w:val="1"/>
+      <w:numFmt w:val="lowerLetter"/>
+      <w:lvlText w:val="%5."/>
+      <w:lvlJc w:val="left"/>
+      <w:pPr>
+        <w:ind w:left="3600" w:hanging="360"/>
+      </w:pPr>
+      <w:rPr>
+        <w:u w:val="none"/>
+      </w:rPr>
+    </w:lvl>
+    <w:lvl w:ilvl="5">
+      <w:start w:val="1"/>
+      <w:numFmt w:val="lowerRoman"/>
+      <w:lvlText w:val="%6."/>
+      <w:lvlJc w:val="right"/>
+      <w:pPr>
+        <w:ind w:left="4320" w:hanging="360"/>
+      </w:pPr>
+      <w:rPr>
+        <w:u w:val="none"/>
+      </w:rPr>
+    </w:lvl>
+    <w:lvl w:ilvl="6">
+      <w:start w:val="1"/>
+      <w:numFmt w:val="decimal"/>
+      <w:lvlText w:val="%7."/>
+      <w:lvlJc w:val="left"/>
+      <w:pPr>
+        <w:ind w:left="5040" w:hanging="360"/>
+      </w:pPr>
+      <w:rPr>
+        <w:u w:val="none"/>
+      </w:rPr>
+    </w:lvl>
+    <w:lvl w:ilvl="7">
+      <w:start w:val="1"/>
+      <w:numFmt w:val="lowerLetter"/>
+      <w:lvlText w:val="%8."/>
+      <w:lvlJc w:val="left"/>
+      <w:pPr>
+        <w:ind w:left="5760" w:hanging="360"/>
+      </w:pPr>
+      <w:rPr>
+        <w:u w:val="none"/>
+      </w:rPr>
+    </w:lvl>
+    <w:lvl w:ilvl="8">
+      <w:start w:val="1"/>
+      <w:numFmt w:val="lowerRoman"/>
+      <w:lvlText w:val="%9."/>
+      <w:lvlJc w:val="right"/>
+      <w:pPr>
+        <w:ind w:left="6480" w:hanging="360"/>
+      </w:pPr>
+      <w:rPr>
+        <w:u w:val="none"/>
+      </w:rPr>
+    </w:lvl>
+  </w:abstractNum>
+  <w:abstractNum w:abstractNumId="5">
+    <w:lvl w:ilvl="0">
+      <w:start w:val="1"/>
+      <w:numFmt w:val="bullet"/>
+      <w:lvlText w:val="-"/>
+      <w:lvlJc w:val="left"/>
+      <w:pPr>
+        <w:ind w:left="720" w:hanging="360"/>
+      </w:pPr>
+      <w:rPr>
+        <w:u w:val="none"/>
+      </w:rPr>
+    </w:lvl>
+    <w:lvl w:ilvl="1">
+      <w:start w:val="1"/>
+      <w:numFmt w:val="bullet"/>
+      <w:lvlText w:val="-"/>
+      <w:lvlJc w:val="left"/>
+      <w:pPr>
+        <w:ind w:left="1440" w:hanging="360"/>
+      </w:pPr>
+      <w:rPr>
+        <w:u w:val="none"/>
+      </w:rPr>
+    </w:lvl>
+    <w:lvl w:ilvl="2">
+      <w:start w:val="1"/>
+      <w:numFmt w:val="bullet"/>
+      <w:lvlText w:val="-"/>
+      <w:lvlJc w:val="left"/>
+      <w:pPr>
+        <w:ind w:left="2160" w:hanging="360"/>
+      </w:pPr>
+      <w:rPr>
+        <w:u w:val="none"/>
+      </w:rPr>
+    </w:lvl>
+    <w:lvl w:ilvl="3">
+      <w:start w:val="1"/>
+      <w:numFmt w:val="bullet"/>
+      <w:lvlText w:val="-"/>
+      <w:lvlJc w:val="left"/>
+      <w:pPr>
+        <w:ind w:left="2880" w:hanging="360"/>
+      </w:pPr>
+      <w:rPr>
+        <w:u w:val="none"/>
+      </w:rPr>
+    </w:lvl>
+    <w:lvl w:ilvl="4">
+      <w:start w:val="1"/>
+      <w:numFmt w:val="bullet"/>
+      <w:lvlText w:val="-"/>
+      <w:lvlJc w:val="left"/>
+      <w:pPr>
+        <w:ind w:left="3600" w:hanging="360"/>
+      </w:pPr>
+      <w:rPr>
+        <w:u w:val="none"/>
+      </w:rPr>
+    </w:lvl>
+    <w:lvl w:ilvl="5">
+      <w:start w:val="1"/>
+      <w:numFmt w:val="bullet"/>
+      <w:lvlText w:val="-"/>
+      <w:lvlJc w:val="left"/>
+      <w:pPr>
+        <w:ind w:left="4320" w:hanging="360"/>
+      </w:pPr>
+      <w:rPr>
+        <w:u w:val="none"/>
+      </w:rPr>
+    </w:lvl>
+    <w:lvl w:ilvl="6">
+      <w:start w:val="1"/>
+      <w:numFmt w:val="bullet"/>
+      <w:lvlText w:val="-"/>
+      <w:lvlJc w:val="left"/>
+      <w:pPr>
+        <w:ind w:left="5040" w:hanging="360"/>
+      </w:pPr>
+      <w:rPr>
+        <w:u w:val="none"/>
+      </w:rPr>
+    </w:lvl>
+    <w:lvl w:ilvl="7">
+      <w:start w:val="1"/>
+      <w:numFmt w:val="bullet"/>
+      <w:lvlText w:val="-"/>
+      <w:lvlJc w:val="left"/>
+      <w:pPr>
+        <w:ind w:left="5760" w:hanging="360"/>
+      </w:pPr>
+      <w:rPr>
+        <w:u w:val="none"/>
+      </w:rPr>
+    </w:lvl>
+    <w:lvl w:ilvl="8">
+      <w:start w:val="1"/>
+      <w:numFmt w:val="bullet"/>
+      <w:lvlText w:val="-"/>
+      <w:lvlJc w:val="left"/>
+      <w:pPr>
+        <w:ind w:left="6480" w:hanging="360"/>
+      </w:pPr>
+      <w:rPr>
+        <w:u w:val="none"/>
+      </w:rPr>
+    </w:lvl>
+  </w:abstractNum>
+  <w:abstractNum w:abstractNumId="6">
+    <w:lvl w:ilvl="0">
+      <w:start w:val="1"/>
+      <w:numFmt w:val="bullet"/>
+      <w:lvlText w:val="-"/>
+      <w:lvlJc w:val="left"/>
+      <w:pPr>
+        <w:ind w:left="720" w:hanging="360"/>
+      </w:pPr>
+      <w:rPr>
+        <w:u w:val="none"/>
+      </w:rPr>
+    </w:lvl>
+    <w:lvl w:ilvl="1">
+      <w:start w:val="1"/>
+      <w:numFmt w:val="bullet"/>
+      <w:lvlText w:val="-"/>
+      <w:lvlJc w:val="left"/>
+      <w:pPr>
+        <w:ind w:left="1440" w:hanging="360"/>
+      </w:pPr>
+      <w:rPr>
+        <w:u w:val="none"/>
+      </w:rPr>
+    </w:lvl>
+    <w:lvl w:ilvl="2">
+      <w:start w:val="1"/>
+      <w:numFmt w:val="bullet"/>
+      <w:lvlText w:val="-"/>
+      <w:lvlJc w:val="left"/>
+      <w:pPr>
+        <w:ind w:left="2160" w:hanging="360"/>
+      </w:pPr>
+      <w:rPr>
+        <w:u w:val="none"/>
+      </w:rPr>
+    </w:lvl>
+    <w:lvl w:ilvl="3">
+      <w:start w:val="1"/>
+      <w:numFmt w:val="bullet"/>
+      <w:lvlText w:val="-"/>
+      <w:lvlJc w:val="left"/>
+      <w:pPr>
+        <w:ind w:left="2880" w:hanging="360"/>
+      </w:pPr>
+      <w:rPr>
+        <w:u w:val="none"/>
+      </w:rPr>
+    </w:lvl>
+    <w:lvl w:ilvl="4">
+      <w:start w:val="1"/>
+      <w:numFmt w:val="bullet"/>
+      <w:lvlText w:val="-"/>
+      <w:lvlJc w:val="left"/>
+      <w:pPr>
+        <w:ind w:left="3600" w:hanging="360"/>
+      </w:pPr>
+      <w:rPr>
+        <w:u w:val="none"/>
+      </w:rPr>
+    </w:lvl>
+    <w:lvl w:ilvl="5">
+      <w:start w:val="1"/>
+      <w:numFmt w:val="bullet"/>
+      <w:lvlText w:val="-"/>
+      <w:lvlJc w:val="left"/>
+      <w:pPr>
+        <w:ind w:left="4320" w:hanging="360"/>
+      </w:pPr>
+      <w:rPr>
+        <w:u w:val="none"/>
+      </w:rPr>
+    </w:lvl>
+    <w:lvl w:ilvl="6">
+      <w:start w:val="1"/>
+      <w:numFmt w:val="bullet"/>
+      <w:lvlText w:val="-"/>
+      <w:lvlJc w:val="left"/>
+      <w:pPr>
+        <w:ind w:left="5040" w:hanging="360"/>
+      </w:pPr>
+      <w:rPr>
+        <w:u w:val="none"/>
+      </w:rPr>
+    </w:lvl>
+    <w:lvl w:ilvl="7">
+      <w:start w:val="1"/>
+      <w:numFmt w:val="bullet"/>
+      <w:lvlText w:val="-"/>
+      <w:lvlJc w:val="left"/>
+      <w:pPr>
+        <w:ind w:left="5760" w:hanging="360"/>
+      </w:pPr>
+      <w:rPr>
+        <w:u w:val="none"/>
+      </w:rPr>
+    </w:lvl>
+    <w:lvl w:ilvl="8">
+      <w:start w:val="1"/>
+      <w:numFmt w:val="bullet"/>
+      <w:lvlText w:val="-"/>
+      <w:lvlJc w:val="left"/>
+      <w:pPr>
+        <w:ind w:left="6480" w:hanging="360"/>
+      </w:pPr>
+      <w:rPr>
+        <w:u w:val="none"/>
+      </w:rPr>
+    </w:lvl>
+  </w:abstractNum>
   <w:num w:numId="1">
     <w:abstractNumId w:val="1"/>
+  </w:num>
+  <w:num w:numId="2">
+    <w:abstractNumId w:val="2"/>
+  </w:num>
+  <w:num w:numId="3">
+    <w:abstractNumId w:val="3"/>
+  </w:num>
+  <w:num w:numId="4">
+    <w:abstractNumId w:val="4"/>
+  </w:num>
+  <w:num w:numId="5">
+    <w:abstractNumId w:val="5"/>
+  </w:num>
+  <w:num w:numId="6">
+    <w:abstractNumId w:val="6"/>
   </w:num>
 </w:numbering>
 </file>
